--- a/Day 14/Backup.docx
+++ b/Day 14/Backup.docx
@@ -2826,6 +2826,13 @@
           <w:lang w:val="en-US"/>
         </w:rPr>
       </w:pPr>
+      <w:r>
+        <w:rPr>
+          <w:rFonts w:ascii="Cascadia Code" w:hAnsi="Cascadia Code" w:cs="Cascadia Code"/>
+          <w:lang w:val="en-US"/>
+        </w:rPr>
+        <w:br w:type="page"/>
+      </w:r>
     </w:p>
     <w:sectPr>
       <w:pgSz w:w="11906" w:h="16838"/>
@@ -2840,6 +2847,119 @@
 <file path=word/numbering.xml><?xml version="1.0" encoding="utf-8"?>
 <w:numbering xmlns:wpc="http://schemas.microsoft.com/office/word/2010/wordprocessingCanvas" xmlns:cx="http://schemas.microsoft.com/office/drawing/2014/chartex" xmlns:cx1="http://schemas.microsoft.com/office/drawing/2015/9/8/chartex" xmlns:cx2="http://schemas.microsoft.com/office/drawing/2015/10/21/chartex" xmlns:cx3="http://schemas.microsoft.com/office/drawing/2016/5/9/chartex" xmlns:cx4="http://schemas.microsoft.com/office/drawing/2016/5/10/chartex" xmlns:cx5="http://schemas.microsoft.com/office/drawing/2016/5/11/chartex" xmlns:cx6="http://schemas.microsoft.com/office/drawing/2016/5/12/chartex" xmlns:cx7="http://schemas.microsoft.com/office/drawing/2016/5/13/chartex" xmlns:cx8="http://schemas.microsoft.com/office/drawing/2016/5/14/chartex" xmlns:mc="http://schemas.openxmlformats.org/markup-compatibility/2006" xmlns:aink="http://schemas.microsoft.com/office/drawing/2016/ink" xmlns:am3d="http://schemas.microsoft.com/office/drawing/2017/model3d" xmlns:o="urn:schemas-microsoft-com:office:office" xmlns:oel="http://schemas.microsoft.com/office/2019/extlst" xmlns:r="http://schemas.openxmlformats.org/officeDocument/2006/relationships" xmlns:m="http://schemas.openxmlformats.org/officeDocument/2006/math" xmlns:v="urn:schemas-microsoft-com:vml" xmlns:wp14="http://schemas.microsoft.com/office/word/2010/wordprocessingDrawing" xmlns:wp="http://schemas.openxmlformats.org/drawingml/2006/wordprocessingDrawing" xmlns:w10="urn:schemas-microsoft-com:office:word" xmlns:w="http://schemas.openxmlformats.org/wordprocessingml/2006/main" xmlns:w14="http://schemas.microsoft.com/office/word/2010/wordml" xmlns:w15="http://schemas.microsoft.com/office/word/2012/wordml" xmlns:w16cex="http://schemas.microsoft.com/office/word/2018/wordml/cex" xmlns:w16cid="http://schemas.microsoft.com/office/word/2016/wordml/cid" xmlns:w16="http://schemas.microsoft.com/office/word/2018/wordml" xmlns:w16du="http://schemas.microsoft.com/office/word/2023/wordml/word16du" xmlns:w16sdtdh="http://schemas.microsoft.com/office/word/2020/wordml/sdtdatahash" xmlns:w16sdtfl="http://schemas.microsoft.com/office/word/2024/wordml/sdtformatlock" xmlns:w16se="http://schemas.microsoft.com/office/word/2015/wordml/symex" xmlns:wpg="http://schemas.microsoft.com/office/word/2010/wordprocessingGroup" xmlns:wpi="http://schemas.microsoft.com/office/word/2010/wordprocessingInk" xmlns:wne="http://schemas.microsoft.com/office/word/2006/wordml" xmlns:wps="http://schemas.microsoft.com/office/word/2010/wordprocessingShape" mc:Ignorable="w14 w15 w16se w16cid w16 w16cex w16sdtdh w16sdtfl w16du wp14">
   <w:abstractNum w:abstractNumId="0" w15:restartNumberingAfterBreak="0">
+    <w:nsid w:val="0563591E"/>
+    <w:multiLevelType w:val="hybridMultilevel"/>
+    <w:tmpl w:val="BB4E3BB6"/>
+    <w:lvl w:ilvl="0" w:tplc="AE02F6AC">
+      <w:start w:val="1"/>
+      <w:numFmt w:val="bullet"/>
+      <w:lvlText w:val="-"/>
+      <w:lvlJc w:val="left"/>
+      <w:pPr>
+        <w:ind w:left="720" w:hanging="360"/>
+      </w:pPr>
+      <w:rPr>
+        <w:rFonts w:ascii="Cascadia Code" w:eastAsiaTheme="minorHAnsi" w:hAnsi="Cascadia Code" w:cs="Cascadia Code" w:hint="default"/>
+      </w:rPr>
+    </w:lvl>
+    <w:lvl w:ilvl="1" w:tplc="40090003" w:tentative="1">
+      <w:start w:val="1"/>
+      <w:numFmt w:val="bullet"/>
+      <w:lvlText w:val="o"/>
+      <w:lvlJc w:val="left"/>
+      <w:pPr>
+        <w:ind w:left="1440" w:hanging="360"/>
+      </w:pPr>
+      <w:rPr>
+        <w:rFonts w:ascii="Courier New" w:hAnsi="Courier New" w:cs="Courier New" w:hint="default"/>
+      </w:rPr>
+    </w:lvl>
+    <w:lvl w:ilvl="2" w:tplc="40090005" w:tentative="1">
+      <w:start w:val="1"/>
+      <w:numFmt w:val="bullet"/>
+      <w:lvlText w:val=""/>
+      <w:lvlJc w:val="left"/>
+      <w:pPr>
+        <w:ind w:left="2160" w:hanging="360"/>
+      </w:pPr>
+      <w:rPr>
+        <w:rFonts w:ascii="Wingdings" w:hAnsi="Wingdings" w:hint="default"/>
+      </w:rPr>
+    </w:lvl>
+    <w:lvl w:ilvl="3" w:tplc="40090001" w:tentative="1">
+      <w:start w:val="1"/>
+      <w:numFmt w:val="bullet"/>
+      <w:lvlText w:val=""/>
+      <w:lvlJc w:val="left"/>
+      <w:pPr>
+        <w:ind w:left="2880" w:hanging="360"/>
+      </w:pPr>
+      <w:rPr>
+        <w:rFonts w:ascii="Symbol" w:hAnsi="Symbol" w:hint="default"/>
+      </w:rPr>
+    </w:lvl>
+    <w:lvl w:ilvl="4" w:tplc="40090003" w:tentative="1">
+      <w:start w:val="1"/>
+      <w:numFmt w:val="bullet"/>
+      <w:lvlText w:val="o"/>
+      <w:lvlJc w:val="left"/>
+      <w:pPr>
+        <w:ind w:left="3600" w:hanging="360"/>
+      </w:pPr>
+      <w:rPr>
+        <w:rFonts w:ascii="Courier New" w:hAnsi="Courier New" w:cs="Courier New" w:hint="default"/>
+      </w:rPr>
+    </w:lvl>
+    <w:lvl w:ilvl="5" w:tplc="40090005" w:tentative="1">
+      <w:start w:val="1"/>
+      <w:numFmt w:val="bullet"/>
+      <w:lvlText w:val=""/>
+      <w:lvlJc w:val="left"/>
+      <w:pPr>
+        <w:ind w:left="4320" w:hanging="360"/>
+      </w:pPr>
+      <w:rPr>
+        <w:rFonts w:ascii="Wingdings" w:hAnsi="Wingdings" w:hint="default"/>
+      </w:rPr>
+    </w:lvl>
+    <w:lvl w:ilvl="6" w:tplc="40090001" w:tentative="1">
+      <w:start w:val="1"/>
+      <w:numFmt w:val="bullet"/>
+      <w:lvlText w:val=""/>
+      <w:lvlJc w:val="left"/>
+      <w:pPr>
+        <w:ind w:left="5040" w:hanging="360"/>
+      </w:pPr>
+      <w:rPr>
+        <w:rFonts w:ascii="Symbol" w:hAnsi="Symbol" w:hint="default"/>
+      </w:rPr>
+    </w:lvl>
+    <w:lvl w:ilvl="7" w:tplc="40090003" w:tentative="1">
+      <w:start w:val="1"/>
+      <w:numFmt w:val="bullet"/>
+      <w:lvlText w:val="o"/>
+      <w:lvlJc w:val="left"/>
+      <w:pPr>
+        <w:ind w:left="5760" w:hanging="360"/>
+      </w:pPr>
+      <w:rPr>
+        <w:rFonts w:ascii="Courier New" w:hAnsi="Courier New" w:cs="Courier New" w:hint="default"/>
+      </w:rPr>
+    </w:lvl>
+    <w:lvl w:ilvl="8" w:tplc="40090005" w:tentative="1">
+      <w:start w:val="1"/>
+      <w:numFmt w:val="bullet"/>
+      <w:lvlText w:val=""/>
+      <w:lvlJc w:val="left"/>
+      <w:pPr>
+        <w:ind w:left="6480" w:hanging="360"/>
+      </w:pPr>
+      <w:rPr>
+        <w:rFonts w:ascii="Wingdings" w:hAnsi="Wingdings" w:hint="default"/>
+      </w:rPr>
+    </w:lvl>
+  </w:abstractNum>
+  <w:abstractNum w:abstractNumId="1" w15:restartNumberingAfterBreak="0">
     <w:nsid w:val="09BF0583"/>
     <w:multiLevelType w:val="hybridMultilevel"/>
     <w:tmpl w:val="3280B83C"/>
@@ -2952,7 +3072,7 @@
       </w:rPr>
     </w:lvl>
   </w:abstractNum>
-  <w:abstractNum w:abstractNumId="1" w15:restartNumberingAfterBreak="0">
+  <w:abstractNum w:abstractNumId="2" w15:restartNumberingAfterBreak="0">
     <w:nsid w:val="140B25B5"/>
     <w:multiLevelType w:val="hybridMultilevel"/>
     <w:tmpl w:val="51546A68"/>
@@ -3065,7 +3185,120 @@
       </w:rPr>
     </w:lvl>
   </w:abstractNum>
-  <w:abstractNum w:abstractNumId="2" w15:restartNumberingAfterBreak="0">
+  <w:abstractNum w:abstractNumId="3" w15:restartNumberingAfterBreak="0">
+    <w:nsid w:val="147B6437"/>
+    <w:multiLevelType w:val="hybridMultilevel"/>
+    <w:tmpl w:val="9A2E850E"/>
+    <w:lvl w:ilvl="0" w:tplc="E76CA274">
+      <w:start w:val="1"/>
+      <w:numFmt w:val="bullet"/>
+      <w:lvlText w:val="a"/>
+      <w:lvlJc w:val="left"/>
+      <w:pPr>
+        <w:ind w:left="720" w:hanging="360"/>
+      </w:pPr>
+      <w:rPr>
+        <w:rFonts w:ascii="Webdings" w:hAnsi="Webdings" w:hint="default"/>
+      </w:rPr>
+    </w:lvl>
+    <w:lvl w:ilvl="1" w:tplc="40090003" w:tentative="1">
+      <w:start w:val="1"/>
+      <w:numFmt w:val="bullet"/>
+      <w:lvlText w:val="o"/>
+      <w:lvlJc w:val="left"/>
+      <w:pPr>
+        <w:ind w:left="1440" w:hanging="360"/>
+      </w:pPr>
+      <w:rPr>
+        <w:rFonts w:ascii="Courier New" w:hAnsi="Courier New" w:cs="Courier New" w:hint="default"/>
+      </w:rPr>
+    </w:lvl>
+    <w:lvl w:ilvl="2" w:tplc="40090005" w:tentative="1">
+      <w:start w:val="1"/>
+      <w:numFmt w:val="bullet"/>
+      <w:lvlText w:val=""/>
+      <w:lvlJc w:val="left"/>
+      <w:pPr>
+        <w:ind w:left="2160" w:hanging="360"/>
+      </w:pPr>
+      <w:rPr>
+        <w:rFonts w:ascii="Wingdings" w:hAnsi="Wingdings" w:hint="default"/>
+      </w:rPr>
+    </w:lvl>
+    <w:lvl w:ilvl="3" w:tplc="40090001" w:tentative="1">
+      <w:start w:val="1"/>
+      <w:numFmt w:val="bullet"/>
+      <w:lvlText w:val=""/>
+      <w:lvlJc w:val="left"/>
+      <w:pPr>
+        <w:ind w:left="2880" w:hanging="360"/>
+      </w:pPr>
+      <w:rPr>
+        <w:rFonts w:ascii="Symbol" w:hAnsi="Symbol" w:hint="default"/>
+      </w:rPr>
+    </w:lvl>
+    <w:lvl w:ilvl="4" w:tplc="40090003" w:tentative="1">
+      <w:start w:val="1"/>
+      <w:numFmt w:val="bullet"/>
+      <w:lvlText w:val="o"/>
+      <w:lvlJc w:val="left"/>
+      <w:pPr>
+        <w:ind w:left="3600" w:hanging="360"/>
+      </w:pPr>
+      <w:rPr>
+        <w:rFonts w:ascii="Courier New" w:hAnsi="Courier New" w:cs="Courier New" w:hint="default"/>
+      </w:rPr>
+    </w:lvl>
+    <w:lvl w:ilvl="5" w:tplc="40090005" w:tentative="1">
+      <w:start w:val="1"/>
+      <w:numFmt w:val="bullet"/>
+      <w:lvlText w:val=""/>
+      <w:lvlJc w:val="left"/>
+      <w:pPr>
+        <w:ind w:left="4320" w:hanging="360"/>
+      </w:pPr>
+      <w:rPr>
+        <w:rFonts w:ascii="Wingdings" w:hAnsi="Wingdings" w:hint="default"/>
+      </w:rPr>
+    </w:lvl>
+    <w:lvl w:ilvl="6" w:tplc="40090001" w:tentative="1">
+      <w:start w:val="1"/>
+      <w:numFmt w:val="bullet"/>
+      <w:lvlText w:val=""/>
+      <w:lvlJc w:val="left"/>
+      <w:pPr>
+        <w:ind w:left="5040" w:hanging="360"/>
+      </w:pPr>
+      <w:rPr>
+        <w:rFonts w:ascii="Symbol" w:hAnsi="Symbol" w:hint="default"/>
+      </w:rPr>
+    </w:lvl>
+    <w:lvl w:ilvl="7" w:tplc="40090003" w:tentative="1">
+      <w:start w:val="1"/>
+      <w:numFmt w:val="bullet"/>
+      <w:lvlText w:val="o"/>
+      <w:lvlJc w:val="left"/>
+      <w:pPr>
+        <w:ind w:left="5760" w:hanging="360"/>
+      </w:pPr>
+      <w:rPr>
+        <w:rFonts w:ascii="Courier New" w:hAnsi="Courier New" w:cs="Courier New" w:hint="default"/>
+      </w:rPr>
+    </w:lvl>
+    <w:lvl w:ilvl="8" w:tplc="40090005" w:tentative="1">
+      <w:start w:val="1"/>
+      <w:numFmt w:val="bullet"/>
+      <w:lvlText w:val=""/>
+      <w:lvlJc w:val="left"/>
+      <w:pPr>
+        <w:ind w:left="6480" w:hanging="360"/>
+      </w:pPr>
+      <w:rPr>
+        <w:rFonts w:ascii="Wingdings" w:hAnsi="Wingdings" w:hint="default"/>
+      </w:rPr>
+    </w:lvl>
+  </w:abstractNum>
+  <w:abstractNum w:abstractNumId="4" w15:restartNumberingAfterBreak="0">
     <w:nsid w:val="16143DD2"/>
     <w:multiLevelType w:val="hybridMultilevel"/>
     <w:tmpl w:val="958228C2"/>
@@ -3178,7 +3411,7 @@
       </w:rPr>
     </w:lvl>
   </w:abstractNum>
-  <w:abstractNum w:abstractNumId="3" w15:restartNumberingAfterBreak="0">
+  <w:abstractNum w:abstractNumId="5" w15:restartNumberingAfterBreak="0">
     <w:nsid w:val="26F07B6D"/>
     <w:multiLevelType w:val="hybridMultilevel"/>
     <w:tmpl w:val="A90A708A"/>
@@ -3267,7 +3500,7 @@
       </w:pPr>
     </w:lvl>
   </w:abstractNum>
-  <w:abstractNum w:abstractNumId="4" w15:restartNumberingAfterBreak="0">
+  <w:abstractNum w:abstractNumId="6" w15:restartNumberingAfterBreak="0">
     <w:nsid w:val="31A717E7"/>
     <w:multiLevelType w:val="hybridMultilevel"/>
     <w:tmpl w:val="3F62F242"/>
@@ -3380,7 +3613,7 @@
       </w:rPr>
     </w:lvl>
   </w:abstractNum>
-  <w:abstractNum w:abstractNumId="5" w15:restartNumberingAfterBreak="0">
+  <w:abstractNum w:abstractNumId="7" w15:restartNumberingAfterBreak="0">
     <w:nsid w:val="3E44012A"/>
     <w:multiLevelType w:val="hybridMultilevel"/>
     <w:tmpl w:val="C414C56C"/>
@@ -3493,7 +3726,506 @@
       </w:rPr>
     </w:lvl>
   </w:abstractNum>
-  <w:abstractNum w:abstractNumId="6" w15:restartNumberingAfterBreak="0">
+  <w:abstractNum w:abstractNumId="8" w15:restartNumberingAfterBreak="0">
+    <w:nsid w:val="41E35098"/>
+    <w:multiLevelType w:val="hybridMultilevel"/>
+    <w:tmpl w:val="18283FEC"/>
+    <w:lvl w:ilvl="0" w:tplc="4009000D">
+      <w:start w:val="1"/>
+      <w:numFmt w:val="bullet"/>
+      <w:lvlText w:val=""/>
+      <w:lvlJc w:val="left"/>
+      <w:pPr>
+        <w:ind w:left="720" w:hanging="360"/>
+      </w:pPr>
+      <w:rPr>
+        <w:rFonts w:ascii="Wingdings" w:hAnsi="Wingdings" w:hint="default"/>
+      </w:rPr>
+    </w:lvl>
+    <w:lvl w:ilvl="1" w:tplc="40090003">
+      <w:start w:val="1"/>
+      <w:numFmt w:val="bullet"/>
+      <w:lvlText w:val="o"/>
+      <w:lvlJc w:val="left"/>
+      <w:pPr>
+        <w:ind w:left="1440" w:hanging="360"/>
+      </w:pPr>
+      <w:rPr>
+        <w:rFonts w:ascii="Courier New" w:hAnsi="Courier New" w:cs="Courier New" w:hint="default"/>
+      </w:rPr>
+    </w:lvl>
+    <w:lvl w:ilvl="2" w:tplc="40090005" w:tentative="1">
+      <w:start w:val="1"/>
+      <w:numFmt w:val="bullet"/>
+      <w:lvlText w:val=""/>
+      <w:lvlJc w:val="left"/>
+      <w:pPr>
+        <w:ind w:left="2160" w:hanging="360"/>
+      </w:pPr>
+      <w:rPr>
+        <w:rFonts w:ascii="Wingdings" w:hAnsi="Wingdings" w:hint="default"/>
+      </w:rPr>
+    </w:lvl>
+    <w:lvl w:ilvl="3" w:tplc="40090001" w:tentative="1">
+      <w:start w:val="1"/>
+      <w:numFmt w:val="bullet"/>
+      <w:lvlText w:val=""/>
+      <w:lvlJc w:val="left"/>
+      <w:pPr>
+        <w:ind w:left="2880" w:hanging="360"/>
+      </w:pPr>
+      <w:rPr>
+        <w:rFonts w:ascii="Symbol" w:hAnsi="Symbol" w:hint="default"/>
+      </w:rPr>
+    </w:lvl>
+    <w:lvl w:ilvl="4" w:tplc="40090003" w:tentative="1">
+      <w:start w:val="1"/>
+      <w:numFmt w:val="bullet"/>
+      <w:lvlText w:val="o"/>
+      <w:lvlJc w:val="left"/>
+      <w:pPr>
+        <w:ind w:left="3600" w:hanging="360"/>
+      </w:pPr>
+      <w:rPr>
+        <w:rFonts w:ascii="Courier New" w:hAnsi="Courier New" w:cs="Courier New" w:hint="default"/>
+      </w:rPr>
+    </w:lvl>
+    <w:lvl w:ilvl="5" w:tplc="40090005" w:tentative="1">
+      <w:start w:val="1"/>
+      <w:numFmt w:val="bullet"/>
+      <w:lvlText w:val=""/>
+      <w:lvlJc w:val="left"/>
+      <w:pPr>
+        <w:ind w:left="4320" w:hanging="360"/>
+      </w:pPr>
+      <w:rPr>
+        <w:rFonts w:ascii="Wingdings" w:hAnsi="Wingdings" w:hint="default"/>
+      </w:rPr>
+    </w:lvl>
+    <w:lvl w:ilvl="6" w:tplc="40090001" w:tentative="1">
+      <w:start w:val="1"/>
+      <w:numFmt w:val="bullet"/>
+      <w:lvlText w:val=""/>
+      <w:lvlJc w:val="left"/>
+      <w:pPr>
+        <w:ind w:left="5040" w:hanging="360"/>
+      </w:pPr>
+      <w:rPr>
+        <w:rFonts w:ascii="Symbol" w:hAnsi="Symbol" w:hint="default"/>
+      </w:rPr>
+    </w:lvl>
+    <w:lvl w:ilvl="7" w:tplc="40090003" w:tentative="1">
+      <w:start w:val="1"/>
+      <w:numFmt w:val="bullet"/>
+      <w:lvlText w:val="o"/>
+      <w:lvlJc w:val="left"/>
+      <w:pPr>
+        <w:ind w:left="5760" w:hanging="360"/>
+      </w:pPr>
+      <w:rPr>
+        <w:rFonts w:ascii="Courier New" w:hAnsi="Courier New" w:cs="Courier New" w:hint="default"/>
+      </w:rPr>
+    </w:lvl>
+    <w:lvl w:ilvl="8" w:tplc="40090005" w:tentative="1">
+      <w:start w:val="1"/>
+      <w:numFmt w:val="bullet"/>
+      <w:lvlText w:val=""/>
+      <w:lvlJc w:val="left"/>
+      <w:pPr>
+        <w:ind w:left="6480" w:hanging="360"/>
+      </w:pPr>
+      <w:rPr>
+        <w:rFonts w:ascii="Wingdings" w:hAnsi="Wingdings" w:hint="default"/>
+      </w:rPr>
+    </w:lvl>
+  </w:abstractNum>
+  <w:abstractNum w:abstractNumId="9" w15:restartNumberingAfterBreak="0">
+    <w:nsid w:val="433458C2"/>
+    <w:multiLevelType w:val="hybridMultilevel"/>
+    <w:tmpl w:val="523650AC"/>
+    <w:lvl w:ilvl="0" w:tplc="4009000F">
+      <w:start w:val="1"/>
+      <w:numFmt w:val="decimal"/>
+      <w:lvlText w:val="%1."/>
+      <w:lvlJc w:val="left"/>
+      <w:pPr>
+        <w:ind w:left="720" w:hanging="360"/>
+      </w:pPr>
+      <w:rPr>
+        <w:rFonts w:hint="default"/>
+      </w:rPr>
+    </w:lvl>
+    <w:lvl w:ilvl="1" w:tplc="40090019" w:tentative="1">
+      <w:start w:val="1"/>
+      <w:numFmt w:val="lowerLetter"/>
+      <w:lvlText w:val="%2."/>
+      <w:lvlJc w:val="left"/>
+      <w:pPr>
+        <w:ind w:left="1440" w:hanging="360"/>
+      </w:pPr>
+    </w:lvl>
+    <w:lvl w:ilvl="2" w:tplc="4009001B" w:tentative="1">
+      <w:start w:val="1"/>
+      <w:numFmt w:val="lowerRoman"/>
+      <w:lvlText w:val="%3."/>
+      <w:lvlJc w:val="right"/>
+      <w:pPr>
+        <w:ind w:left="2160" w:hanging="180"/>
+      </w:pPr>
+    </w:lvl>
+    <w:lvl w:ilvl="3" w:tplc="4009000F" w:tentative="1">
+      <w:start w:val="1"/>
+      <w:numFmt w:val="decimal"/>
+      <w:lvlText w:val="%4."/>
+      <w:lvlJc w:val="left"/>
+      <w:pPr>
+        <w:ind w:left="2880" w:hanging="360"/>
+      </w:pPr>
+    </w:lvl>
+    <w:lvl w:ilvl="4" w:tplc="40090019" w:tentative="1">
+      <w:start w:val="1"/>
+      <w:numFmt w:val="lowerLetter"/>
+      <w:lvlText w:val="%5."/>
+      <w:lvlJc w:val="left"/>
+      <w:pPr>
+        <w:ind w:left="3600" w:hanging="360"/>
+      </w:pPr>
+    </w:lvl>
+    <w:lvl w:ilvl="5" w:tplc="4009001B" w:tentative="1">
+      <w:start w:val="1"/>
+      <w:numFmt w:val="lowerRoman"/>
+      <w:lvlText w:val="%6."/>
+      <w:lvlJc w:val="right"/>
+      <w:pPr>
+        <w:ind w:left="4320" w:hanging="180"/>
+      </w:pPr>
+    </w:lvl>
+    <w:lvl w:ilvl="6" w:tplc="4009000F" w:tentative="1">
+      <w:start w:val="1"/>
+      <w:numFmt w:val="decimal"/>
+      <w:lvlText w:val="%7."/>
+      <w:lvlJc w:val="left"/>
+      <w:pPr>
+        <w:ind w:left="5040" w:hanging="360"/>
+      </w:pPr>
+    </w:lvl>
+    <w:lvl w:ilvl="7" w:tplc="40090019" w:tentative="1">
+      <w:start w:val="1"/>
+      <w:numFmt w:val="lowerLetter"/>
+      <w:lvlText w:val="%8."/>
+      <w:lvlJc w:val="left"/>
+      <w:pPr>
+        <w:ind w:left="5760" w:hanging="360"/>
+      </w:pPr>
+    </w:lvl>
+    <w:lvl w:ilvl="8" w:tplc="4009001B" w:tentative="1">
+      <w:start w:val="1"/>
+      <w:numFmt w:val="lowerRoman"/>
+      <w:lvlText w:val="%9."/>
+      <w:lvlJc w:val="right"/>
+      <w:pPr>
+        <w:ind w:left="6480" w:hanging="180"/>
+      </w:pPr>
+    </w:lvl>
+  </w:abstractNum>
+  <w:abstractNum w:abstractNumId="10" w15:restartNumberingAfterBreak="0">
+    <w:nsid w:val="5E885545"/>
+    <w:multiLevelType w:val="hybridMultilevel"/>
+    <w:tmpl w:val="4E8A6F12"/>
+    <w:lvl w:ilvl="0" w:tplc="4009000D">
+      <w:start w:val="1"/>
+      <w:numFmt w:val="bullet"/>
+      <w:lvlText w:val=""/>
+      <w:lvlJc w:val="left"/>
+      <w:pPr>
+        <w:ind w:left="720" w:hanging="360"/>
+      </w:pPr>
+      <w:rPr>
+        <w:rFonts w:ascii="Wingdings" w:hAnsi="Wingdings" w:hint="default"/>
+      </w:rPr>
+    </w:lvl>
+    <w:lvl w:ilvl="1" w:tplc="E76CA274">
+      <w:start w:val="1"/>
+      <w:numFmt w:val="bullet"/>
+      <w:lvlText w:val="a"/>
+      <w:lvlJc w:val="left"/>
+      <w:pPr>
+        <w:ind w:left="1440" w:hanging="360"/>
+      </w:pPr>
+      <w:rPr>
+        <w:rFonts w:ascii="Webdings" w:hAnsi="Webdings" w:hint="default"/>
+      </w:rPr>
+    </w:lvl>
+    <w:lvl w:ilvl="2" w:tplc="FFFFFFFF">
+      <w:start w:val="1"/>
+      <w:numFmt w:val="lowerRoman"/>
+      <w:lvlText w:val="%3."/>
+      <w:lvlJc w:val="right"/>
+      <w:pPr>
+        <w:ind w:left="2160" w:hanging="180"/>
+      </w:pPr>
+    </w:lvl>
+    <w:lvl w:ilvl="3" w:tplc="FFFFFFFF" w:tentative="1">
+      <w:start w:val="1"/>
+      <w:numFmt w:val="decimal"/>
+      <w:lvlText w:val="%4."/>
+      <w:lvlJc w:val="left"/>
+      <w:pPr>
+        <w:ind w:left="2880" w:hanging="360"/>
+      </w:pPr>
+    </w:lvl>
+    <w:lvl w:ilvl="4" w:tplc="FFFFFFFF" w:tentative="1">
+      <w:start w:val="1"/>
+      <w:numFmt w:val="lowerLetter"/>
+      <w:lvlText w:val="%5."/>
+      <w:lvlJc w:val="left"/>
+      <w:pPr>
+        <w:ind w:left="3600" w:hanging="360"/>
+      </w:pPr>
+    </w:lvl>
+    <w:lvl w:ilvl="5" w:tplc="FFFFFFFF" w:tentative="1">
+      <w:start w:val="1"/>
+      <w:numFmt w:val="lowerRoman"/>
+      <w:lvlText w:val="%6."/>
+      <w:lvlJc w:val="right"/>
+      <w:pPr>
+        <w:ind w:left="4320" w:hanging="180"/>
+      </w:pPr>
+    </w:lvl>
+    <w:lvl w:ilvl="6" w:tplc="FFFFFFFF" w:tentative="1">
+      <w:start w:val="1"/>
+      <w:numFmt w:val="decimal"/>
+      <w:lvlText w:val="%7."/>
+      <w:lvlJc w:val="left"/>
+      <w:pPr>
+        <w:ind w:left="5040" w:hanging="360"/>
+      </w:pPr>
+    </w:lvl>
+    <w:lvl w:ilvl="7" w:tplc="FFFFFFFF" w:tentative="1">
+      <w:start w:val="1"/>
+      <w:numFmt w:val="lowerLetter"/>
+      <w:lvlText w:val="%8."/>
+      <w:lvlJc w:val="left"/>
+      <w:pPr>
+        <w:ind w:left="5760" w:hanging="360"/>
+      </w:pPr>
+    </w:lvl>
+    <w:lvl w:ilvl="8" w:tplc="FFFFFFFF" w:tentative="1">
+      <w:start w:val="1"/>
+      <w:numFmt w:val="lowerRoman"/>
+      <w:lvlText w:val="%9."/>
+      <w:lvlJc w:val="right"/>
+      <w:pPr>
+        <w:ind w:left="6480" w:hanging="180"/>
+      </w:pPr>
+    </w:lvl>
+  </w:abstractNum>
+  <w:abstractNum w:abstractNumId="11" w15:restartNumberingAfterBreak="0">
+    <w:nsid w:val="606E155D"/>
+    <w:multiLevelType w:val="hybridMultilevel"/>
+    <w:tmpl w:val="0FAA4012"/>
+    <w:lvl w:ilvl="0" w:tplc="4009000F">
+      <w:start w:val="1"/>
+      <w:numFmt w:val="decimal"/>
+      <w:lvlText w:val="%1."/>
+      <w:lvlJc w:val="left"/>
+      <w:pPr>
+        <w:ind w:left="720" w:hanging="360"/>
+      </w:pPr>
+      <w:rPr>
+        <w:rFonts w:hint="default"/>
+      </w:rPr>
+    </w:lvl>
+    <w:lvl w:ilvl="1" w:tplc="4009000D">
+      <w:start w:val="1"/>
+      <w:numFmt w:val="bullet"/>
+      <w:lvlText w:val=""/>
+      <w:lvlJc w:val="left"/>
+      <w:pPr>
+        <w:ind w:left="1530" w:hanging="360"/>
+      </w:pPr>
+      <w:rPr>
+        <w:rFonts w:ascii="Wingdings" w:hAnsi="Wingdings" w:hint="default"/>
+      </w:rPr>
+    </w:lvl>
+    <w:lvl w:ilvl="2" w:tplc="4009001B">
+      <w:start w:val="1"/>
+      <w:numFmt w:val="lowerRoman"/>
+      <w:lvlText w:val="%3."/>
+      <w:lvlJc w:val="right"/>
+      <w:pPr>
+        <w:ind w:left="2160" w:hanging="180"/>
+      </w:pPr>
+    </w:lvl>
+    <w:lvl w:ilvl="3" w:tplc="4009000F" w:tentative="1">
+      <w:start w:val="1"/>
+      <w:numFmt w:val="decimal"/>
+      <w:lvlText w:val="%4."/>
+      <w:lvlJc w:val="left"/>
+      <w:pPr>
+        <w:ind w:left="2880" w:hanging="360"/>
+      </w:pPr>
+    </w:lvl>
+    <w:lvl w:ilvl="4" w:tplc="40090019" w:tentative="1">
+      <w:start w:val="1"/>
+      <w:numFmt w:val="lowerLetter"/>
+      <w:lvlText w:val="%5."/>
+      <w:lvlJc w:val="left"/>
+      <w:pPr>
+        <w:ind w:left="3600" w:hanging="360"/>
+      </w:pPr>
+    </w:lvl>
+    <w:lvl w:ilvl="5" w:tplc="4009001B" w:tentative="1">
+      <w:start w:val="1"/>
+      <w:numFmt w:val="lowerRoman"/>
+      <w:lvlText w:val="%6."/>
+      <w:lvlJc w:val="right"/>
+      <w:pPr>
+        <w:ind w:left="4320" w:hanging="180"/>
+      </w:pPr>
+    </w:lvl>
+    <w:lvl w:ilvl="6" w:tplc="4009000F" w:tentative="1">
+      <w:start w:val="1"/>
+      <w:numFmt w:val="decimal"/>
+      <w:lvlText w:val="%7."/>
+      <w:lvlJc w:val="left"/>
+      <w:pPr>
+        <w:ind w:left="5040" w:hanging="360"/>
+      </w:pPr>
+    </w:lvl>
+    <w:lvl w:ilvl="7" w:tplc="40090019" w:tentative="1">
+      <w:start w:val="1"/>
+      <w:numFmt w:val="lowerLetter"/>
+      <w:lvlText w:val="%8."/>
+      <w:lvlJc w:val="left"/>
+      <w:pPr>
+        <w:ind w:left="5760" w:hanging="360"/>
+      </w:pPr>
+    </w:lvl>
+    <w:lvl w:ilvl="8" w:tplc="4009001B" w:tentative="1">
+      <w:start w:val="1"/>
+      <w:numFmt w:val="lowerRoman"/>
+      <w:lvlText w:val="%9."/>
+      <w:lvlJc w:val="right"/>
+      <w:pPr>
+        <w:ind w:left="6480" w:hanging="180"/>
+      </w:pPr>
+    </w:lvl>
+  </w:abstractNum>
+  <w:abstractNum w:abstractNumId="12" w15:restartNumberingAfterBreak="0">
+    <w:nsid w:val="653C7510"/>
+    <w:multiLevelType w:val="hybridMultilevel"/>
+    <w:tmpl w:val="77DEFDC8"/>
+    <w:lvl w:ilvl="0" w:tplc="4009000D">
+      <w:start w:val="1"/>
+      <w:numFmt w:val="bullet"/>
+      <w:lvlText w:val=""/>
+      <w:lvlJc w:val="left"/>
+      <w:pPr>
+        <w:ind w:left="720" w:hanging="360"/>
+      </w:pPr>
+      <w:rPr>
+        <w:rFonts w:ascii="Wingdings" w:hAnsi="Wingdings" w:hint="default"/>
+      </w:rPr>
+    </w:lvl>
+    <w:lvl w:ilvl="1" w:tplc="40090003" w:tentative="1">
+      <w:start w:val="1"/>
+      <w:numFmt w:val="bullet"/>
+      <w:lvlText w:val="o"/>
+      <w:lvlJc w:val="left"/>
+      <w:pPr>
+        <w:ind w:left="1440" w:hanging="360"/>
+      </w:pPr>
+      <w:rPr>
+        <w:rFonts w:ascii="Courier New" w:hAnsi="Courier New" w:cs="Courier New" w:hint="default"/>
+      </w:rPr>
+    </w:lvl>
+    <w:lvl w:ilvl="2" w:tplc="40090005" w:tentative="1">
+      <w:start w:val="1"/>
+      <w:numFmt w:val="bullet"/>
+      <w:lvlText w:val=""/>
+      <w:lvlJc w:val="left"/>
+      <w:pPr>
+        <w:ind w:left="2160" w:hanging="360"/>
+      </w:pPr>
+      <w:rPr>
+        <w:rFonts w:ascii="Wingdings" w:hAnsi="Wingdings" w:hint="default"/>
+      </w:rPr>
+    </w:lvl>
+    <w:lvl w:ilvl="3" w:tplc="40090001" w:tentative="1">
+      <w:start w:val="1"/>
+      <w:numFmt w:val="bullet"/>
+      <w:lvlText w:val=""/>
+      <w:lvlJc w:val="left"/>
+      <w:pPr>
+        <w:ind w:left="2880" w:hanging="360"/>
+      </w:pPr>
+      <w:rPr>
+        <w:rFonts w:ascii="Symbol" w:hAnsi="Symbol" w:hint="default"/>
+      </w:rPr>
+    </w:lvl>
+    <w:lvl w:ilvl="4" w:tplc="40090003" w:tentative="1">
+      <w:start w:val="1"/>
+      <w:numFmt w:val="bullet"/>
+      <w:lvlText w:val="o"/>
+      <w:lvlJc w:val="left"/>
+      <w:pPr>
+        <w:ind w:left="3600" w:hanging="360"/>
+      </w:pPr>
+      <w:rPr>
+        <w:rFonts w:ascii="Courier New" w:hAnsi="Courier New" w:cs="Courier New" w:hint="default"/>
+      </w:rPr>
+    </w:lvl>
+    <w:lvl w:ilvl="5" w:tplc="40090005" w:tentative="1">
+      <w:start w:val="1"/>
+      <w:numFmt w:val="bullet"/>
+      <w:lvlText w:val=""/>
+      <w:lvlJc w:val="left"/>
+      <w:pPr>
+        <w:ind w:left="4320" w:hanging="360"/>
+      </w:pPr>
+      <w:rPr>
+        <w:rFonts w:ascii="Wingdings" w:hAnsi="Wingdings" w:hint="default"/>
+      </w:rPr>
+    </w:lvl>
+    <w:lvl w:ilvl="6" w:tplc="40090001" w:tentative="1">
+      <w:start w:val="1"/>
+      <w:numFmt w:val="bullet"/>
+      <w:lvlText w:val=""/>
+      <w:lvlJc w:val="left"/>
+      <w:pPr>
+        <w:ind w:left="5040" w:hanging="360"/>
+      </w:pPr>
+      <w:rPr>
+        <w:rFonts w:ascii="Symbol" w:hAnsi="Symbol" w:hint="default"/>
+      </w:rPr>
+    </w:lvl>
+    <w:lvl w:ilvl="7" w:tplc="40090003" w:tentative="1">
+      <w:start w:val="1"/>
+      <w:numFmt w:val="bullet"/>
+      <w:lvlText w:val="o"/>
+      <w:lvlJc w:val="left"/>
+      <w:pPr>
+        <w:ind w:left="5760" w:hanging="360"/>
+      </w:pPr>
+      <w:rPr>
+        <w:rFonts w:ascii="Courier New" w:hAnsi="Courier New" w:cs="Courier New" w:hint="default"/>
+      </w:rPr>
+    </w:lvl>
+    <w:lvl w:ilvl="8" w:tplc="40090005" w:tentative="1">
+      <w:start w:val="1"/>
+      <w:numFmt w:val="bullet"/>
+      <w:lvlText w:val=""/>
+      <w:lvlJc w:val="left"/>
+      <w:pPr>
+        <w:ind w:left="6480" w:hanging="360"/>
+      </w:pPr>
+      <w:rPr>
+        <w:rFonts w:ascii="Wingdings" w:hAnsi="Wingdings" w:hint="default"/>
+      </w:rPr>
+    </w:lvl>
+  </w:abstractNum>
+  <w:abstractNum w:abstractNumId="13" w15:restartNumberingAfterBreak="0">
     <w:nsid w:val="6E806744"/>
     <w:multiLevelType w:val="hybridMultilevel"/>
     <w:tmpl w:val="F3D6DD42"/>
@@ -3606,26 +4338,234 @@
       </w:rPr>
     </w:lvl>
   </w:abstractNum>
+  <w:abstractNum w:abstractNumId="14" w15:restartNumberingAfterBreak="0">
+    <w:nsid w:val="76F0363D"/>
+    <w:multiLevelType w:val="hybridMultilevel"/>
+    <w:tmpl w:val="DCAEC0FA"/>
+    <w:lvl w:ilvl="0" w:tplc="4009000F">
+      <w:start w:val="1"/>
+      <w:numFmt w:val="decimal"/>
+      <w:lvlText w:val="%1."/>
+      <w:lvlJc w:val="left"/>
+      <w:pPr>
+        <w:ind w:left="720" w:hanging="360"/>
+      </w:pPr>
+      <w:rPr>
+        <w:rFonts w:hint="default"/>
+      </w:rPr>
+    </w:lvl>
+    <w:lvl w:ilvl="1" w:tplc="4009000D">
+      <w:start w:val="1"/>
+      <w:numFmt w:val="bullet"/>
+      <w:lvlText w:val=""/>
+      <w:lvlJc w:val="left"/>
+      <w:pPr>
+        <w:ind w:left="1530" w:hanging="360"/>
+      </w:pPr>
+      <w:rPr>
+        <w:rFonts w:ascii="Wingdings" w:hAnsi="Wingdings" w:hint="default"/>
+      </w:rPr>
+    </w:lvl>
+    <w:lvl w:ilvl="2" w:tplc="4009001B">
+      <w:start w:val="1"/>
+      <w:numFmt w:val="lowerRoman"/>
+      <w:lvlText w:val="%3."/>
+      <w:lvlJc w:val="right"/>
+      <w:pPr>
+        <w:ind w:left="2160" w:hanging="180"/>
+      </w:pPr>
+    </w:lvl>
+    <w:lvl w:ilvl="3" w:tplc="4009000F" w:tentative="1">
+      <w:start w:val="1"/>
+      <w:numFmt w:val="decimal"/>
+      <w:lvlText w:val="%4."/>
+      <w:lvlJc w:val="left"/>
+      <w:pPr>
+        <w:ind w:left="2880" w:hanging="360"/>
+      </w:pPr>
+    </w:lvl>
+    <w:lvl w:ilvl="4" w:tplc="40090019" w:tentative="1">
+      <w:start w:val="1"/>
+      <w:numFmt w:val="lowerLetter"/>
+      <w:lvlText w:val="%5."/>
+      <w:lvlJc w:val="left"/>
+      <w:pPr>
+        <w:ind w:left="3600" w:hanging="360"/>
+      </w:pPr>
+    </w:lvl>
+    <w:lvl w:ilvl="5" w:tplc="4009001B" w:tentative="1">
+      <w:start w:val="1"/>
+      <w:numFmt w:val="lowerRoman"/>
+      <w:lvlText w:val="%6."/>
+      <w:lvlJc w:val="right"/>
+      <w:pPr>
+        <w:ind w:left="4320" w:hanging="180"/>
+      </w:pPr>
+    </w:lvl>
+    <w:lvl w:ilvl="6" w:tplc="4009000F" w:tentative="1">
+      <w:start w:val="1"/>
+      <w:numFmt w:val="decimal"/>
+      <w:lvlText w:val="%7."/>
+      <w:lvlJc w:val="left"/>
+      <w:pPr>
+        <w:ind w:left="5040" w:hanging="360"/>
+      </w:pPr>
+    </w:lvl>
+    <w:lvl w:ilvl="7" w:tplc="40090019" w:tentative="1">
+      <w:start w:val="1"/>
+      <w:numFmt w:val="lowerLetter"/>
+      <w:lvlText w:val="%8."/>
+      <w:lvlJc w:val="left"/>
+      <w:pPr>
+        <w:ind w:left="5760" w:hanging="360"/>
+      </w:pPr>
+    </w:lvl>
+    <w:lvl w:ilvl="8" w:tplc="4009001B" w:tentative="1">
+      <w:start w:val="1"/>
+      <w:numFmt w:val="lowerRoman"/>
+      <w:lvlText w:val="%9."/>
+      <w:lvlJc w:val="right"/>
+      <w:pPr>
+        <w:ind w:left="6480" w:hanging="180"/>
+      </w:pPr>
+    </w:lvl>
+  </w:abstractNum>
+  <w:abstractNum w:abstractNumId="15" w15:restartNumberingAfterBreak="0">
+    <w:nsid w:val="79283EAB"/>
+    <w:multiLevelType w:val="hybridMultilevel"/>
+    <w:tmpl w:val="B03A1674"/>
+    <w:lvl w:ilvl="0" w:tplc="4009000F">
+      <w:start w:val="1"/>
+      <w:numFmt w:val="decimal"/>
+      <w:lvlText w:val="%1."/>
+      <w:lvlJc w:val="left"/>
+      <w:pPr>
+        <w:ind w:left="720" w:hanging="360"/>
+      </w:pPr>
+      <w:rPr>
+        <w:rFonts w:hint="default"/>
+      </w:rPr>
+    </w:lvl>
+    <w:lvl w:ilvl="1" w:tplc="40090019">
+      <w:start w:val="1"/>
+      <w:numFmt w:val="lowerLetter"/>
+      <w:lvlText w:val="%2."/>
+      <w:lvlJc w:val="left"/>
+      <w:pPr>
+        <w:ind w:left="1440" w:hanging="360"/>
+      </w:pPr>
+    </w:lvl>
+    <w:lvl w:ilvl="2" w:tplc="4009001B" w:tentative="1">
+      <w:start w:val="1"/>
+      <w:numFmt w:val="lowerRoman"/>
+      <w:lvlText w:val="%3."/>
+      <w:lvlJc w:val="right"/>
+      <w:pPr>
+        <w:ind w:left="2160" w:hanging="180"/>
+      </w:pPr>
+    </w:lvl>
+    <w:lvl w:ilvl="3" w:tplc="4009000F" w:tentative="1">
+      <w:start w:val="1"/>
+      <w:numFmt w:val="decimal"/>
+      <w:lvlText w:val="%4."/>
+      <w:lvlJc w:val="left"/>
+      <w:pPr>
+        <w:ind w:left="2880" w:hanging="360"/>
+      </w:pPr>
+    </w:lvl>
+    <w:lvl w:ilvl="4" w:tplc="40090019" w:tentative="1">
+      <w:start w:val="1"/>
+      <w:numFmt w:val="lowerLetter"/>
+      <w:lvlText w:val="%5."/>
+      <w:lvlJc w:val="left"/>
+      <w:pPr>
+        <w:ind w:left="3600" w:hanging="360"/>
+      </w:pPr>
+    </w:lvl>
+    <w:lvl w:ilvl="5" w:tplc="4009001B" w:tentative="1">
+      <w:start w:val="1"/>
+      <w:numFmt w:val="lowerRoman"/>
+      <w:lvlText w:val="%6."/>
+      <w:lvlJc w:val="right"/>
+      <w:pPr>
+        <w:ind w:left="4320" w:hanging="180"/>
+      </w:pPr>
+    </w:lvl>
+    <w:lvl w:ilvl="6" w:tplc="4009000F" w:tentative="1">
+      <w:start w:val="1"/>
+      <w:numFmt w:val="decimal"/>
+      <w:lvlText w:val="%7."/>
+      <w:lvlJc w:val="left"/>
+      <w:pPr>
+        <w:ind w:left="5040" w:hanging="360"/>
+      </w:pPr>
+    </w:lvl>
+    <w:lvl w:ilvl="7" w:tplc="40090019" w:tentative="1">
+      <w:start w:val="1"/>
+      <w:numFmt w:val="lowerLetter"/>
+      <w:lvlText w:val="%8."/>
+      <w:lvlJc w:val="left"/>
+      <w:pPr>
+        <w:ind w:left="5760" w:hanging="360"/>
+      </w:pPr>
+    </w:lvl>
+    <w:lvl w:ilvl="8" w:tplc="4009001B" w:tentative="1">
+      <w:start w:val="1"/>
+      <w:numFmt w:val="lowerRoman"/>
+      <w:lvlText w:val="%9."/>
+      <w:lvlJc w:val="right"/>
+      <w:pPr>
+        <w:ind w:left="6480" w:hanging="180"/>
+      </w:pPr>
+    </w:lvl>
+  </w:abstractNum>
   <w:num w:numId="1" w16cid:durableId="1110659397">
+    <w:abstractNumId w:val="1"/>
+  </w:num>
+  <w:num w:numId="2" w16cid:durableId="2073117624">
+    <w:abstractNumId w:val="6"/>
+  </w:num>
+  <w:num w:numId="3" w16cid:durableId="495728752">
+    <w:abstractNumId w:val="5"/>
+  </w:num>
+  <w:num w:numId="4" w16cid:durableId="1077095330">
+    <w:abstractNumId w:val="2"/>
+  </w:num>
+  <w:num w:numId="5" w16cid:durableId="1932082001">
+    <w:abstractNumId w:val="4"/>
+  </w:num>
+  <w:num w:numId="6" w16cid:durableId="160588978">
+    <w:abstractNumId w:val="7"/>
+  </w:num>
+  <w:num w:numId="7" w16cid:durableId="441537320">
+    <w:abstractNumId w:val="13"/>
+  </w:num>
+  <w:num w:numId="8" w16cid:durableId="1125074653">
+    <w:abstractNumId w:val="15"/>
+  </w:num>
+  <w:num w:numId="9" w16cid:durableId="60518049">
+    <w:abstractNumId w:val="10"/>
+  </w:num>
+  <w:num w:numId="10" w16cid:durableId="170490584">
+    <w:abstractNumId w:val="3"/>
+  </w:num>
+  <w:num w:numId="11" w16cid:durableId="1129395408">
     <w:abstractNumId w:val="0"/>
   </w:num>
-  <w:num w:numId="2" w16cid:durableId="2073117624">
-    <w:abstractNumId w:val="4"/>
+  <w:num w:numId="12" w16cid:durableId="1285112390">
+    <w:abstractNumId w:val="9"/>
   </w:num>
-  <w:num w:numId="3" w16cid:durableId="495728752">
-    <w:abstractNumId w:val="3"/>
+  <w:num w:numId="13" w16cid:durableId="524440469">
+    <w:abstractNumId w:val="8"/>
   </w:num>
-  <w:num w:numId="4" w16cid:durableId="1077095330">
-    <w:abstractNumId w:val="1"/>
+  <w:num w:numId="14" w16cid:durableId="169684189">
+    <w:abstractNumId w:val="12"/>
   </w:num>
-  <w:num w:numId="5" w16cid:durableId="1932082001">
-    <w:abstractNumId w:val="2"/>
+  <w:num w:numId="15" w16cid:durableId="1093282067">
+    <w:abstractNumId w:val="14"/>
   </w:num>
-  <w:num w:numId="6" w16cid:durableId="160588978">
-    <w:abstractNumId w:val="5"/>
-  </w:num>
-  <w:num w:numId="7" w16cid:durableId="441537320">
-    <w:abstractNumId w:val="6"/>
+  <w:num w:numId="16" w16cid:durableId="1693871199">
+    <w:abstractNumId w:val="11"/>
   </w:num>
 </w:numbering>
 </file>
